--- a/4. Pashto/Q5_Evolution_of_Pashto_Drama_Radio_Stage_TV_2025_Master_Notes.docx
+++ b/4. Pashto/Q5_Evolution_of_Pashto_Drama_Radio_Stage_TV_2025_Master_Notes.docx
@@ -32,6 +32,592 @@
         </w:rPr>
         <w:t>د پښتو ډرامې ابتدا، ارتقاء او فني پړاوونه: له سټېج او راډیو څخه تر ټیلویزیونه (MASTER NOTE)</w:t>
       </w:r>
+    </w:p>
+    <w:tbl>
+      <w:tblPr>
+        <w:tblW w:type="auto" w:w="0"/>
+        <w:jc w:val="center"/>
+        <w:tblLayout w:type="fixed"/>
+        <w:tblLook w:firstColumn="1" w:firstRow="1" w:lastColumn="0" w:lastRow="0" w:noHBand="0" w:noVBand="1" w:val="04A0"/>
+      </w:tblPr>
+      <w:tblGrid>
+        <w:gridCol w:w="4968"/>
+        <w:gridCol w:w="4968"/>
+      </w:tblGrid>
+      <w:tr>
+        <w:tc>
+          <w:tcPr>
+            <w:tcW w:type="dxa" w:w="4968"/>
+            <w:tcMar>
+              <w:top w:w="80" w:type="dxa"/>
+              <w:bottom w:w="80" w:type="dxa"/>
+              <w:left w:w="100" w:type="dxa"/>
+              <w:right w:w="100" w:type="dxa"/>
+            </w:tcMar>
+            <w:shd w:val="clear" w:color="auto" w:fill="0E2B50"/>
+          </w:tcPr>
+          <w:p>
+            <w:pPr>
+              <w:jc w:val="right"/>
+              <w:bidi w:val="1"/>
+            </w:pPr>
+            <w:r>
+              <w:rPr>
+                <w:rFonts w:ascii="Bahij Nazanin" w:hAnsi="Bahij Nazanin"/>
+                <w:b/>
+                <w:color w:val="FFFFFF"/>
+                <w:sz w:val="19"/>
+              </w:rPr>
+              <w:t>خاصیت / Attribute</w:t>
+            </w:r>
+          </w:p>
+        </w:tc>
+        <w:tc>
+          <w:tcPr>
+            <w:tcW w:type="dxa" w:w="4968"/>
+            <w:tcMar>
+              <w:top w:w="80" w:type="dxa"/>
+              <w:bottom w:w="80" w:type="dxa"/>
+              <w:left w:w="100" w:type="dxa"/>
+              <w:right w:w="100" w:type="dxa"/>
+            </w:tcMar>
+            <w:shd w:val="clear" w:color="auto" w:fill="0E2B50"/>
+          </w:tcPr>
+          <w:p>
+            <w:pPr>
+              <w:jc w:val="right"/>
+              <w:bidi w:val="1"/>
+            </w:pPr>
+            <w:r>
+              <w:rPr>
+                <w:rFonts w:ascii="Bahij Nazanin" w:hAnsi="Bahij Nazanin"/>
+                <w:b/>
+                <w:color w:val="FFFFFF"/>
+                <w:sz w:val="19"/>
+              </w:rPr>
+              <w:t>تفصیلات / Details</w:t>
+            </w:r>
+          </w:p>
+        </w:tc>
+      </w:tr>
+      <w:tr>
+        <w:tc>
+          <w:tcPr>
+            <w:tcW w:type="dxa" w:w="4968"/>
+            <w:tcMar>
+              <w:top w:w="80" w:type="dxa"/>
+              <w:bottom w:w="80" w:type="dxa"/>
+              <w:left w:w="100" w:type="dxa"/>
+              <w:right w:w="100" w:type="dxa"/>
+            </w:tcMar>
+            <w:shd w:val="clear" w:color="auto" w:fill="F8FAFC"/>
+          </w:tcPr>
+          <w:p>
+            <w:pPr>
+              <w:jc w:val="right"/>
+              <w:bidi w:val="1"/>
+            </w:pPr>
+            <w:r>
+              <w:rPr>
+                <w:rFonts w:ascii="Bahij Nazanin" w:hAnsi="Bahij Nazanin"/>
+                <w:color w:val="1E293B"/>
+                <w:sz w:val="19"/>
+              </w:rPr>
+              <w:t>امتحاني پرچه / PAPER:</w:t>
+            </w:r>
+          </w:p>
+        </w:tc>
+        <w:tc>
+          <w:tcPr>
+            <w:tcW w:type="dxa" w:w="4968"/>
+            <w:tcMar>
+              <w:top w:w="80" w:type="dxa"/>
+              <w:bottom w:w="80" w:type="dxa"/>
+              <w:left w:w="100" w:type="dxa"/>
+              <w:right w:w="100" w:type="dxa"/>
+            </w:tcMar>
+            <w:shd w:val="clear" w:color="auto" w:fill="F8FAFC"/>
+          </w:tcPr>
+          <w:p>
+            <w:pPr>
+              <w:jc w:val="left"/>
+            </w:pPr>
+            <w:r>
+              <w:rPr>
+                <w:rFonts w:ascii="Calibri" w:hAnsi="Calibri"/>
+                <w:color w:val="1E293B"/>
+                <w:sz w:val="19"/>
+              </w:rPr>
+              <w:t>KPPSC PMS — Pashto (Optional) Written Examination 2025 &amp; 2022</w:t>
+            </w:r>
+          </w:p>
+        </w:tc>
+      </w:tr>
+      <w:tr>
+        <w:tc>
+          <w:tcPr>
+            <w:tcW w:type="dxa" w:w="4968"/>
+            <w:tcMar>
+              <w:top w:w="80" w:type="dxa"/>
+              <w:bottom w:w="80" w:type="dxa"/>
+              <w:left w:w="100" w:type="dxa"/>
+              <w:right w:w="100" w:type="dxa"/>
+            </w:tcMar>
+            <w:shd w:val="clear" w:color="auto" w:fill="FFFFFF"/>
+          </w:tcPr>
+          <w:p>
+            <w:pPr>
+              <w:jc w:val="right"/>
+              <w:bidi w:val="1"/>
+            </w:pPr>
+            <w:r>
+              <w:rPr>
+                <w:rFonts w:ascii="Bahij Nazanin" w:hAnsi="Bahij Nazanin"/>
+                <w:color w:val="1E293B"/>
+                <w:sz w:val="19"/>
+              </w:rPr>
+              <w:t>د سوال عنوان / MASTER QUESTION:</w:t>
+            </w:r>
+          </w:p>
+        </w:tc>
+        <w:tc>
+          <w:tcPr>
+            <w:tcW w:type="dxa" w:w="4968"/>
+            <w:tcMar>
+              <w:top w:w="80" w:type="dxa"/>
+              <w:bottom w:w="80" w:type="dxa"/>
+              <w:left w:w="100" w:type="dxa"/>
+              <w:right w:w="100" w:type="dxa"/>
+            </w:tcMar>
+            <w:shd w:val="clear" w:color="auto" w:fill="FFFFFF"/>
+          </w:tcPr>
+          <w:p>
+            <w:pPr>
+              <w:jc w:val="right"/>
+              <w:bidi w:val="1"/>
+            </w:pPr>
+            <w:r>
+              <w:rPr>
+                <w:rFonts w:ascii="Bahij Nazanin" w:hAnsi="Bahij Nazanin"/>
+                <w:color w:val="1E293B"/>
+                <w:sz w:val="19"/>
+              </w:rPr>
+              <w:t>سوال نمبر ۵: د پښتو ډرامې په ابتدا او ارتقاء خپلو خیالاتو مفصله څرګندونه کړئ۔</w:t>
+            </w:r>
+          </w:p>
+        </w:tc>
+      </w:tr>
+      <w:tr>
+        <w:tc>
+          <w:tcPr>
+            <w:tcW w:type="dxa" w:w="4968"/>
+            <w:tcMar>
+              <w:top w:w="80" w:type="dxa"/>
+              <w:bottom w:w="80" w:type="dxa"/>
+              <w:left w:w="100" w:type="dxa"/>
+              <w:right w:w="100" w:type="dxa"/>
+            </w:tcMar>
+            <w:shd w:val="clear" w:color="auto" w:fill="F8FAFC"/>
+          </w:tcPr>
+          <w:p>
+            <w:pPr>
+              <w:jc w:val="right"/>
+              <w:bidi w:val="1"/>
+            </w:pPr>
+            <w:r>
+              <w:rPr>
+                <w:rFonts w:ascii="Bahij Nazanin" w:hAnsi="Bahij Nazanin"/>
+                <w:color w:val="1E293B"/>
+                <w:sz w:val="19"/>
+              </w:rPr>
+              <w:t>امتحاني اړیکې / EXAM QUESTIONS LINKED:</w:t>
+            </w:r>
+          </w:p>
+        </w:tc>
+        <w:tc>
+          <w:tcPr>
+            <w:tcW w:type="dxa" w:w="4968"/>
+            <w:tcMar>
+              <w:top w:w="80" w:type="dxa"/>
+              <w:bottom w:w="80" w:type="dxa"/>
+              <w:left w:w="100" w:type="dxa"/>
+              <w:right w:w="100" w:type="dxa"/>
+            </w:tcMar>
+            <w:shd w:val="clear" w:color="auto" w:fill="F8FAFC"/>
+          </w:tcPr>
+          <w:p>
+            <w:pPr>
+              <w:jc w:val="right"/>
+              <w:bidi w:val="1"/>
+            </w:pPr>
+            <w:r>
+              <w:rPr>
+                <w:rFonts w:ascii="Bahij Nazanin" w:hAnsi="Bahij Nazanin"/>
+                <w:color w:val="1E293B"/>
+                <w:sz w:val="19"/>
+              </w:rPr>
+              <w:t>• 2025 Q.5: "د پښتو ډرامې په ابتدا او ارتقاء خپلو خیالاتو څرګندونه کړئ۔" (20 Marks)</w:t>
+              <w:br/>
+              <w:t>• 2022 Q.5: "د پښتو ډرامې په ابتدا او ارتقاء خپلو خیالاتو څرګندونه کړئ۔" (20 Marks)</w:t>
+              <w:br/>
+              <w:t>• 2022 Q.1 (MCQ #14): "دری یتیمان ډرامه چا لیکلی دہ؟ (عبدالاکبر خان اکبر)" (1 Mark)</w:t>
+              <w:br/>
+              <w:t>• 2022 Q.1 (MCQ #19): "پښتو ادب کښې کردارنګاري د چا د پی ایچ ډی مقاله دہ؟ (ډاکټر محمد اعظم اعظم)" (1 Mark)</w:t>
+            </w:r>
+          </w:p>
+        </w:tc>
+      </w:tr>
+      <w:tr>
+        <w:tc>
+          <w:tcPr>
+            <w:tcW w:type="dxa" w:w="4968"/>
+            <w:tcMar>
+              <w:top w:w="80" w:type="dxa"/>
+              <w:bottom w:w="80" w:type="dxa"/>
+              <w:left w:w="100" w:type="dxa"/>
+              <w:right w:w="100" w:type="dxa"/>
+            </w:tcMar>
+            <w:shd w:val="clear" w:color="auto" w:fill="FFFFFF"/>
+          </w:tcPr>
+          <w:p>
+            <w:pPr>
+              <w:jc w:val="right"/>
+              <w:bidi w:val="1"/>
+            </w:pPr>
+            <w:r>
+              <w:rPr>
+                <w:rFonts w:ascii="Bahij Nazanin" w:hAnsi="Bahij Nazanin"/>
+                <w:color w:val="1E293B"/>
+                <w:sz w:val="19"/>
+              </w:rPr>
+              <w:t>نصاب برخه / SYLLABUS THEME:</w:t>
+            </w:r>
+          </w:p>
+        </w:tc>
+        <w:tc>
+          <w:tcPr>
+            <w:tcW w:type="dxa" w:w="4968"/>
+            <w:tcMar>
+              <w:top w:w="80" w:type="dxa"/>
+              <w:bottom w:w="80" w:type="dxa"/>
+              <w:left w:w="100" w:type="dxa"/>
+              <w:right w:w="100" w:type="dxa"/>
+            </w:tcMar>
+            <w:shd w:val="clear" w:color="auto" w:fill="FFFFFF"/>
+          </w:tcPr>
+          <w:p>
+            <w:pPr>
+              <w:jc w:val="right"/>
+              <w:bidi w:val="1"/>
+            </w:pPr>
+            <w:r>
+              <w:rPr>
+                <w:rFonts w:ascii="Bahij Nazanin" w:hAnsi="Bahij Nazanin"/>
+                <w:color w:val="1E293B"/>
+                <w:sz w:val="19"/>
+              </w:rPr>
+              <w:t>د پښتو معاصر نثري اصناف: د ډرامې پیل، ټولنیز او اصلاحي تحریکونه، راډیو او ټیلویزیوني ډرامه</w:t>
+            </w:r>
+          </w:p>
+        </w:tc>
+      </w:tr>
+      <w:tr>
+        <w:tc>
+          <w:tcPr>
+            <w:tcW w:type="dxa" w:w="4968"/>
+            <w:tcMar>
+              <w:top w:w="80" w:type="dxa"/>
+              <w:bottom w:w="80" w:type="dxa"/>
+              <w:left w:w="100" w:type="dxa"/>
+              <w:right w:w="100" w:type="dxa"/>
+            </w:tcMar>
+            <w:shd w:val="clear" w:color="auto" w:fill="F8FAFC"/>
+          </w:tcPr>
+          <w:p>
+            <w:pPr>
+              <w:jc w:val="right"/>
+              <w:bidi w:val="1"/>
+            </w:pPr>
+            <w:r>
+              <w:rPr>
+                <w:rFonts w:ascii="Bahij Nazanin" w:hAnsi="Bahij Nazanin"/>
+                <w:color w:val="1E293B"/>
+                <w:sz w:val="19"/>
+              </w:rPr>
+              <w:t>ادبي او ډراماتیک تحلیل / LENS:</w:t>
+            </w:r>
+          </w:p>
+        </w:tc>
+        <w:tc>
+          <w:tcPr>
+            <w:tcW w:type="dxa" w:w="4968"/>
+            <w:tcMar>
+              <w:top w:w="80" w:type="dxa"/>
+              <w:bottom w:w="80" w:type="dxa"/>
+              <w:left w:w="100" w:type="dxa"/>
+              <w:right w:w="100" w:type="dxa"/>
+            </w:tcMar>
+            <w:shd w:val="clear" w:color="auto" w:fill="F8FAFC"/>
+          </w:tcPr>
+          <w:p>
+            <w:pPr>
+              <w:jc w:val="right"/>
+              <w:bidi w:val="1"/>
+            </w:pPr>
+            <w:r>
+              <w:rPr>
+                <w:rFonts w:ascii="Bahij Nazanin" w:hAnsi="Bahij Nazanin"/>
+                <w:color w:val="1E293B"/>
+                <w:sz w:val="19"/>
+              </w:rPr>
+              <w:t>ډراماتورګي (Dramaturgy)، ټولنیز ریالیزم (Social Realism)، د اصلاح الافاغنه تحریک او د نشراتي رسنیو ارتقاء</w:t>
+            </w:r>
+          </w:p>
+        </w:tc>
+      </w:tr>
+    </w:tbl>
+    <w:p>
+      <w:pPr>
+        <w:spacing w:after="80"/>
+      </w:pPr>
+    </w:p>
+    <w:p>
+      <w:pPr>
+        <w:spacing w:before="160" w:after="40"/>
+        <w:jc w:val="right"/>
+        <w:bidi w:val="1"/>
+      </w:pPr>
+      <w:r>
+        <w:rPr>
+          <w:rFonts w:ascii="Bahij Nazanin" w:hAnsi="Bahij Nazanin"/>
+          <w:b/>
+          <w:color w:val="0E2B50"/>
+          <w:sz w:val="24"/>
+        </w:rPr>
+        <w:t>🎯 EXAM QUESTIONS LINKED (د تېرو کلونو پوښتنې په پوره متن سره)</w:t>
+      </w:r>
+    </w:p>
+    <w:tbl>
+      <w:tblPr>
+        <w:tblW w:type="auto" w:w="0"/>
+        <w:jc w:val="center"/>
+        <w:tblLook w:firstColumn="1" w:firstRow="1" w:lastColumn="0" w:lastRow="0" w:noHBand="0" w:noVBand="1" w:val="04A0"/>
+      </w:tblPr>
+      <w:tblGrid>
+        <w:gridCol w:w="9936"/>
+      </w:tblGrid>
+      <w:tr>
+        <w:tc>
+          <w:tcPr>
+            <w:tcW w:type="dxa" w:w="9792"/>
+            <w:shd w:val="clear" w:color="auto" w:fill="F0F4F8"/>
+            <w:tcMar>
+              <w:top w:w="100" w:type="dxa"/>
+              <w:bottom w:w="100" w:type="dxa"/>
+              <w:left w:w="160" w:type="dxa"/>
+              <w:right w:w="160" w:type="dxa"/>
+            </w:tcMar>
+          </w:tcPr>
+          <w:p>
+            <w:pPr>
+              <w:spacing w:before="40" w:after="40"/>
+              <w:jc w:val="right"/>
+              <w:bidi w:val="1"/>
+            </w:pPr>
+            <w:r>
+              <w:rPr>
+                <w:rFonts w:ascii="Bahij Zar" w:hAnsi="Bahij Zar"/>
+                <w:i/>
+                <w:color w:val="0F172A"/>
+                <w:sz w:val="21"/>
+              </w:rPr>
+              <w:t>• **2025 Q.5**: "د پښتو ډرامې په ابتدا او ارتقاء خپلو خیالاتو څرګندونه کړئ۔" (20 Marks)</w:t>
+            </w:r>
+          </w:p>
+        </w:tc>
+      </w:tr>
+    </w:tbl>
+    <w:p>
+      <w:pPr>
+        <w:spacing w:after="80"/>
+      </w:pPr>
+    </w:p>
+    <w:p>
+      <w:pPr>
+        <w:spacing w:line="276" w:lineRule="auto" w:before="20" w:after="80"/>
+        <w:jc w:val="both"/>
+      </w:pPr>
+      <w:r>
+        <w:rPr>
+          <w:rFonts w:ascii="Calibri" w:hAnsi="Calibri"/>
+          <w:color w:val="282828"/>
+          <w:sz w:val="22"/>
+        </w:rPr>
+        <w:t>&gt;</w:t>
+      </w:r>
+    </w:p>
+    <w:tbl>
+      <w:tblPr>
+        <w:tblW w:type="auto" w:w="0"/>
+        <w:jc w:val="center"/>
+        <w:tblLook w:firstColumn="1" w:firstRow="1" w:lastColumn="0" w:lastRow="0" w:noHBand="0" w:noVBand="1" w:val="04A0"/>
+      </w:tblPr>
+      <w:tblGrid>
+        <w:gridCol w:w="9936"/>
+      </w:tblGrid>
+      <w:tr>
+        <w:tc>
+          <w:tcPr>
+            <w:tcW w:type="dxa" w:w="9792"/>
+            <w:shd w:val="clear" w:color="auto" w:fill="F0F4F8"/>
+            <w:tcMar>
+              <w:top w:w="100" w:type="dxa"/>
+              <w:bottom w:w="100" w:type="dxa"/>
+              <w:left w:w="160" w:type="dxa"/>
+              <w:right w:w="160" w:type="dxa"/>
+            </w:tcMar>
+          </w:tcPr>
+          <w:p>
+            <w:pPr>
+              <w:spacing w:before="40" w:after="40"/>
+              <w:jc w:val="right"/>
+              <w:bidi w:val="1"/>
+            </w:pPr>
+            <w:r>
+              <w:rPr>
+                <w:rFonts w:ascii="Bahij Zar" w:hAnsi="Bahij Zar"/>
+                <w:i/>
+                <w:color w:val="0F172A"/>
+                <w:sz w:val="21"/>
+              </w:rPr>
+              <w:t>• **2022 Q.5**: "د پښتو ډرامې په ابتدا او ارتقاء خپلو خیالاتو څرګندونه کړئ۔" (20 Marks)</w:t>
+            </w:r>
+          </w:p>
+        </w:tc>
+      </w:tr>
+    </w:tbl>
+    <w:p>
+      <w:pPr>
+        <w:spacing w:after="80"/>
+      </w:pPr>
+    </w:p>
+    <w:p>
+      <w:pPr>
+        <w:spacing w:line="276" w:lineRule="auto" w:before="20" w:after="80"/>
+        <w:jc w:val="both"/>
+      </w:pPr>
+      <w:r>
+        <w:rPr>
+          <w:rFonts w:ascii="Calibri" w:hAnsi="Calibri"/>
+          <w:color w:val="282828"/>
+          <w:sz w:val="22"/>
+        </w:rPr>
+        <w:t>&gt;</w:t>
+      </w:r>
+    </w:p>
+    <w:tbl>
+      <w:tblPr>
+        <w:tblW w:type="auto" w:w="0"/>
+        <w:jc w:val="center"/>
+        <w:tblLook w:firstColumn="1" w:firstRow="1" w:lastColumn="0" w:lastRow="0" w:noHBand="0" w:noVBand="1" w:val="04A0"/>
+      </w:tblPr>
+      <w:tblGrid>
+        <w:gridCol w:w="9936"/>
+      </w:tblGrid>
+      <w:tr>
+        <w:tc>
+          <w:tcPr>
+            <w:tcW w:type="dxa" w:w="9792"/>
+            <w:shd w:val="clear" w:color="auto" w:fill="F0F4F8"/>
+            <w:tcMar>
+              <w:top w:w="100" w:type="dxa"/>
+              <w:bottom w:w="100" w:type="dxa"/>
+              <w:left w:w="160" w:type="dxa"/>
+              <w:right w:w="160" w:type="dxa"/>
+            </w:tcMar>
+          </w:tcPr>
+          <w:p>
+            <w:pPr>
+              <w:spacing w:before="40" w:after="40"/>
+              <w:jc w:val="right"/>
+              <w:bidi w:val="1"/>
+            </w:pPr>
+            <w:r>
+              <w:rPr>
+                <w:rFonts w:ascii="Bahij Zar" w:hAnsi="Bahij Zar"/>
+                <w:i/>
+                <w:color w:val="0F172A"/>
+                <w:sz w:val="21"/>
+              </w:rPr>
+              <w:t>• **2022 Q.1 (MCQ #14)**: "دری یتیمان ډرامه چا لیکلی دہ؟ (عبدالاکبر خان اکبر)" (1 Mark)</w:t>
+            </w:r>
+          </w:p>
+        </w:tc>
+      </w:tr>
+    </w:tbl>
+    <w:p>
+      <w:pPr>
+        <w:spacing w:after="80"/>
+      </w:pPr>
+    </w:p>
+    <w:p>
+      <w:pPr>
+        <w:spacing w:line="276" w:lineRule="auto" w:before="20" w:after="80"/>
+        <w:jc w:val="both"/>
+      </w:pPr>
+      <w:r>
+        <w:rPr>
+          <w:rFonts w:ascii="Calibri" w:hAnsi="Calibri"/>
+          <w:color w:val="282828"/>
+          <w:sz w:val="22"/>
+        </w:rPr>
+        <w:t>&gt;</w:t>
+      </w:r>
+    </w:p>
+    <w:tbl>
+      <w:tblPr>
+        <w:tblW w:type="auto" w:w="0"/>
+        <w:jc w:val="center"/>
+        <w:tblLook w:firstColumn="1" w:firstRow="1" w:lastColumn="0" w:lastRow="0" w:noHBand="0" w:noVBand="1" w:val="04A0"/>
+      </w:tblPr>
+      <w:tblGrid>
+        <w:gridCol w:w="9936"/>
+      </w:tblGrid>
+      <w:tr>
+        <w:tc>
+          <w:tcPr>
+            <w:tcW w:type="dxa" w:w="9792"/>
+            <w:shd w:val="clear" w:color="auto" w:fill="F0F4F8"/>
+            <w:tcMar>
+              <w:top w:w="100" w:type="dxa"/>
+              <w:bottom w:w="100" w:type="dxa"/>
+              <w:left w:w="160" w:type="dxa"/>
+              <w:right w:w="160" w:type="dxa"/>
+            </w:tcMar>
+          </w:tcPr>
+          <w:p>
+            <w:pPr>
+              <w:spacing w:before="40" w:after="40"/>
+              <w:jc w:val="right"/>
+              <w:bidi w:val="1"/>
+            </w:pPr>
+            <w:r>
+              <w:rPr>
+                <w:rFonts w:ascii="Bahij Zar" w:hAnsi="Bahij Zar"/>
+                <w:i/>
+                <w:color w:val="0F172A"/>
+                <w:sz w:val="21"/>
+              </w:rPr>
+              <w:t>• **2022 Q.1 (MCQ #19)**: "پښتو ادب کښې کردارنګاري د چا د پی ایچ ډی مقاله دہ؟ (ډاکټر محمد اعظم اعظم)" (1 Mark)</w:t>
+            </w:r>
+          </w:p>
+        </w:tc>
+      </w:tr>
+    </w:tbl>
+    <w:p>
+      <w:pPr>
+        <w:spacing w:after="80"/>
+      </w:pPr>
     </w:p>
     <w:p>
       <w:pPr>
@@ -379,6 +965,691 @@
         </w:rPr>
         <w:t>📊 د پښتو ډرامې د ارتقاء کرونولوجيکي جدول (Evolutionary Matrix)</w:t>
       </w:r>
+    </w:p>
+    <w:tbl>
+      <w:tblPr>
+        <w:tblW w:type="auto" w:w="0"/>
+        <w:jc w:val="center"/>
+        <w:tblLayout w:type="fixed"/>
+        <w:tblLook w:firstColumn="1" w:firstRow="1" w:lastColumn="0" w:lastRow="0" w:noHBand="0" w:noVBand="1" w:val="04A0"/>
+      </w:tblPr>
+      <w:tblGrid>
+        <w:gridCol w:w="1987"/>
+        <w:gridCol w:w="1987"/>
+        <w:gridCol w:w="1987"/>
+        <w:gridCol w:w="1987"/>
+        <w:gridCol w:w="1987"/>
+      </w:tblGrid>
+      <w:tr>
+        <w:tc>
+          <w:tcPr>
+            <w:tcW w:type="dxa" w:w="1987"/>
+            <w:tcMar>
+              <w:top w:w="80" w:type="dxa"/>
+              <w:bottom w:w="80" w:type="dxa"/>
+              <w:left w:w="100" w:type="dxa"/>
+              <w:right w:w="100" w:type="dxa"/>
+            </w:tcMar>
+            <w:shd w:val="clear" w:color="auto" w:fill="0E2B50"/>
+          </w:tcPr>
+          <w:p>
+            <w:pPr>
+              <w:jc w:val="right"/>
+              <w:bidi w:val="1"/>
+            </w:pPr>
+            <w:r>
+              <w:rPr>
+                <w:rFonts w:ascii="Bahij Nazanin" w:hAnsi="Bahij Nazanin"/>
+                <w:b/>
+                <w:color w:val="FFFFFF"/>
+                <w:sz w:val="19"/>
+              </w:rPr>
+              <w:t>تاریخي پړاو</w:t>
+            </w:r>
+          </w:p>
+        </w:tc>
+        <w:tc>
+          <w:tcPr>
+            <w:tcW w:type="dxa" w:w="1987"/>
+            <w:tcMar>
+              <w:top w:w="80" w:type="dxa"/>
+              <w:bottom w:w="80" w:type="dxa"/>
+              <w:left w:w="100" w:type="dxa"/>
+              <w:right w:w="100" w:type="dxa"/>
+            </w:tcMar>
+            <w:shd w:val="clear" w:color="auto" w:fill="0E2B50"/>
+          </w:tcPr>
+          <w:p>
+            <w:pPr>
+              <w:jc w:val="right"/>
+              <w:bidi w:val="1"/>
+            </w:pPr>
+            <w:r>
+              <w:rPr>
+                <w:rFonts w:ascii="Bahij Nazanin" w:hAnsi="Bahij Nazanin"/>
+                <w:b/>
+                <w:color w:val="FFFFFF"/>
+                <w:sz w:val="19"/>
+              </w:rPr>
+              <w:t>دور او کلونه</w:t>
+            </w:r>
+          </w:p>
+        </w:tc>
+        <w:tc>
+          <w:tcPr>
+            <w:tcW w:type="dxa" w:w="1987"/>
+            <w:tcMar>
+              <w:top w:w="80" w:type="dxa"/>
+              <w:bottom w:w="80" w:type="dxa"/>
+              <w:left w:w="100" w:type="dxa"/>
+              <w:right w:w="100" w:type="dxa"/>
+            </w:tcMar>
+            <w:shd w:val="clear" w:color="auto" w:fill="0E2B50"/>
+          </w:tcPr>
+          <w:p>
+            <w:pPr>
+              <w:jc w:val="right"/>
+              <w:bidi w:val="1"/>
+            </w:pPr>
+            <w:r>
+              <w:rPr>
+                <w:rFonts w:ascii="Bahij Nazanin" w:hAnsi="Bahij Nazanin"/>
+                <w:b/>
+                <w:color w:val="FFFFFF"/>
+                <w:sz w:val="19"/>
+              </w:rPr>
+              <w:t>مخکښ ډرامه لیکونکي</w:t>
+            </w:r>
+          </w:p>
+        </w:tc>
+        <w:tc>
+          <w:tcPr>
+            <w:tcW w:type="dxa" w:w="1987"/>
+            <w:tcMar>
+              <w:top w:w="80" w:type="dxa"/>
+              <w:bottom w:w="80" w:type="dxa"/>
+              <w:left w:w="100" w:type="dxa"/>
+              <w:right w:w="100" w:type="dxa"/>
+            </w:tcMar>
+            <w:shd w:val="clear" w:color="auto" w:fill="0E2B50"/>
+          </w:tcPr>
+          <w:p>
+            <w:pPr>
+              <w:jc w:val="right"/>
+              <w:bidi w:val="1"/>
+            </w:pPr>
+            <w:r>
+              <w:rPr>
+                <w:rFonts w:ascii="Bahij Nazanin" w:hAnsi="Bahij Nazanin"/>
+                <w:b/>
+                <w:color w:val="FFFFFF"/>
+                <w:sz w:val="19"/>
+              </w:rPr>
+              <w:t>کلیدي ډرامې / اثار</w:t>
+            </w:r>
+          </w:p>
+        </w:tc>
+        <w:tc>
+          <w:tcPr>
+            <w:tcW w:type="dxa" w:w="1987"/>
+            <w:tcMar>
+              <w:top w:w="80" w:type="dxa"/>
+              <w:bottom w:w="80" w:type="dxa"/>
+              <w:left w:w="100" w:type="dxa"/>
+              <w:right w:w="100" w:type="dxa"/>
+            </w:tcMar>
+            <w:shd w:val="clear" w:color="auto" w:fill="0E2B50"/>
+          </w:tcPr>
+          <w:p>
+            <w:pPr>
+              <w:jc w:val="right"/>
+              <w:bidi w:val="1"/>
+            </w:pPr>
+            <w:r>
+              <w:rPr>
+                <w:rFonts w:ascii="Bahij Nazanin" w:hAnsi="Bahij Nazanin"/>
+                <w:b/>
+                <w:color w:val="FFFFFF"/>
+                <w:sz w:val="19"/>
+              </w:rPr>
+              <w:t>محتوا او فکري ځانګړنې</w:t>
+            </w:r>
+          </w:p>
+        </w:tc>
+      </w:tr>
+      <w:tr>
+        <w:tc>
+          <w:tcPr>
+            <w:tcW w:type="dxa" w:w="1987"/>
+            <w:tcMar>
+              <w:top w:w="80" w:type="dxa"/>
+              <w:bottom w:w="80" w:type="dxa"/>
+              <w:left w:w="100" w:type="dxa"/>
+              <w:right w:w="100" w:type="dxa"/>
+            </w:tcMar>
+            <w:shd w:val="clear" w:color="auto" w:fill="F8FAFC"/>
+          </w:tcPr>
+          <w:p>
+            <w:pPr>
+              <w:jc w:val="right"/>
+              <w:bidi w:val="1"/>
+            </w:pPr>
+            <w:r>
+              <w:rPr>
+                <w:rFonts w:ascii="Bahij Nazanin" w:hAnsi="Bahij Nazanin"/>
+                <w:color w:val="1E293B"/>
+                <w:sz w:val="19"/>
+              </w:rPr>
+              <w:t>لومړنی پړاو (سټېج او اصلاح)</w:t>
+            </w:r>
+          </w:p>
+        </w:tc>
+        <w:tc>
+          <w:tcPr>
+            <w:tcW w:type="dxa" w:w="1987"/>
+            <w:tcMar>
+              <w:top w:w="80" w:type="dxa"/>
+              <w:bottom w:w="80" w:type="dxa"/>
+              <w:left w:w="100" w:type="dxa"/>
+              <w:right w:w="100" w:type="dxa"/>
+            </w:tcMar>
+            <w:shd w:val="clear" w:color="auto" w:fill="F8FAFC"/>
+          </w:tcPr>
+          <w:p>
+            <w:pPr>
+              <w:jc w:val="right"/>
+              <w:bidi w:val="1"/>
+            </w:pPr>
+            <w:r>
+              <w:rPr>
+                <w:rFonts w:ascii="Bahij Nazanin" w:hAnsi="Bahij Nazanin"/>
+                <w:color w:val="1E293B"/>
+                <w:sz w:val="19"/>
+              </w:rPr>
+              <w:t>۱۹۲۸ء – ۱۹۳۵ء</w:t>
+            </w:r>
+          </w:p>
+        </w:tc>
+        <w:tc>
+          <w:tcPr>
+            <w:tcW w:type="dxa" w:w="1987"/>
+            <w:tcMar>
+              <w:top w:w="80" w:type="dxa"/>
+              <w:bottom w:w="80" w:type="dxa"/>
+              <w:left w:w="100" w:type="dxa"/>
+              <w:right w:w="100" w:type="dxa"/>
+            </w:tcMar>
+            <w:shd w:val="clear" w:color="auto" w:fill="F8FAFC"/>
+          </w:tcPr>
+          <w:p>
+            <w:pPr>
+              <w:jc w:val="right"/>
+              <w:bidi w:val="1"/>
+            </w:pPr>
+            <w:r>
+              <w:rPr>
+                <w:rFonts w:ascii="Bahij Nazanin" w:hAnsi="Bahij Nazanin"/>
+                <w:color w:val="1E293B"/>
+                <w:sz w:val="19"/>
+              </w:rPr>
+              <w:t>عبدالاکبر خان اکبر، عبدالخالق خلیق، اسلم کولاسي</w:t>
+            </w:r>
+          </w:p>
+        </w:tc>
+        <w:tc>
+          <w:tcPr>
+            <w:tcW w:type="dxa" w:w="1987"/>
+            <w:tcMar>
+              <w:top w:w="80" w:type="dxa"/>
+              <w:bottom w:w="80" w:type="dxa"/>
+              <w:left w:w="100" w:type="dxa"/>
+              <w:right w:w="100" w:type="dxa"/>
+            </w:tcMar>
+            <w:shd w:val="clear" w:color="auto" w:fill="F8FAFC"/>
+          </w:tcPr>
+          <w:p>
+            <w:pPr>
+              <w:jc w:val="right"/>
+              <w:bidi w:val="1"/>
+            </w:pPr>
+            <w:r>
+              <w:rPr>
+                <w:rFonts w:ascii="Bahij Nazanin" w:hAnsi="Bahij Nazanin"/>
+                <w:color w:val="1E293B"/>
+                <w:sz w:val="19"/>
+              </w:rPr>
+              <w:t>*دری یتیمان* (۱۹۲۸)، *د تورې ګزار*، *د غلې بلا*</w:t>
+            </w:r>
+          </w:p>
+        </w:tc>
+        <w:tc>
+          <w:tcPr>
+            <w:tcW w:type="dxa" w:w="1987"/>
+            <w:tcMar>
+              <w:top w:w="80" w:type="dxa"/>
+              <w:bottom w:w="80" w:type="dxa"/>
+              <w:left w:w="100" w:type="dxa"/>
+              <w:right w:w="100" w:type="dxa"/>
+            </w:tcMar>
+            <w:shd w:val="clear" w:color="auto" w:fill="F8FAFC"/>
+          </w:tcPr>
+          <w:p>
+            <w:pPr>
+              <w:jc w:val="right"/>
+              <w:bidi w:val="1"/>
+            </w:pPr>
+            <w:r>
+              <w:rPr>
+                <w:rFonts w:ascii="Bahij Nazanin" w:hAnsi="Bahij Nazanin"/>
+                <w:color w:val="1E293B"/>
+                <w:sz w:val="19"/>
+              </w:rPr>
+              <w:t>د جهالت او بدو رواجونو غندنه، تعلیم ته بلنه، د عدم تشدد او ازادۍ سیاسي روح</w:t>
+            </w:r>
+          </w:p>
+        </w:tc>
+      </w:tr>
+      <w:tr>
+        <w:tc>
+          <w:tcPr>
+            <w:tcW w:type="dxa" w:w="1987"/>
+            <w:tcMar>
+              <w:top w:w="80" w:type="dxa"/>
+              <w:bottom w:w="80" w:type="dxa"/>
+              <w:left w:w="100" w:type="dxa"/>
+              <w:right w:w="100" w:type="dxa"/>
+            </w:tcMar>
+            <w:shd w:val="clear" w:color="auto" w:fill="FFFFFF"/>
+          </w:tcPr>
+          <w:p>
+            <w:pPr>
+              <w:jc w:val="right"/>
+              <w:bidi w:val="1"/>
+            </w:pPr>
+            <w:r>
+              <w:rPr>
+                <w:rFonts w:ascii="Bahij Nazanin" w:hAnsi="Bahij Nazanin"/>
+                <w:color w:val="1E293B"/>
+                <w:sz w:val="19"/>
+              </w:rPr>
+              <w:t>دویم پړاو (د راډیو تمثیل)</w:t>
+            </w:r>
+          </w:p>
+        </w:tc>
+        <w:tc>
+          <w:tcPr>
+            <w:tcW w:type="dxa" w:w="1987"/>
+            <w:tcMar>
+              <w:top w:w="80" w:type="dxa"/>
+              <w:bottom w:w="80" w:type="dxa"/>
+              <w:left w:w="100" w:type="dxa"/>
+              <w:right w:w="100" w:type="dxa"/>
+            </w:tcMar>
+            <w:shd w:val="clear" w:color="auto" w:fill="FFFFFF"/>
+          </w:tcPr>
+          <w:p>
+            <w:pPr>
+              <w:jc w:val="right"/>
+              <w:bidi w:val="1"/>
+            </w:pPr>
+            <w:r>
+              <w:rPr>
+                <w:rFonts w:ascii="Bahij Nazanin" w:hAnsi="Bahij Nazanin"/>
+                <w:color w:val="1E293B"/>
+                <w:sz w:val="19"/>
+              </w:rPr>
+              <w:t>۱۹۳۵ء – ۱۹۷۰ء</w:t>
+            </w:r>
+          </w:p>
+        </w:tc>
+        <w:tc>
+          <w:tcPr>
+            <w:tcW w:type="dxa" w:w="1987"/>
+            <w:tcMar>
+              <w:top w:w="80" w:type="dxa"/>
+              <w:bottom w:w="80" w:type="dxa"/>
+              <w:left w:w="100" w:type="dxa"/>
+              <w:right w:w="100" w:type="dxa"/>
+            </w:tcMar>
+            <w:shd w:val="clear" w:color="auto" w:fill="FFFFFF"/>
+          </w:tcPr>
+          <w:p>
+            <w:pPr>
+              <w:jc w:val="right"/>
+              <w:bidi w:val="1"/>
+            </w:pPr>
+            <w:r>
+              <w:rPr>
+                <w:rFonts w:ascii="Bahij Nazanin" w:hAnsi="Bahij Nazanin"/>
+                <w:color w:val="1E293B"/>
+                <w:sz w:val="19"/>
+              </w:rPr>
+              <w:t>امیر حمزه شینواری، عبدالکریم مظلوم، مراد علي، خاطر غزنوي</w:t>
+            </w:r>
+          </w:p>
+        </w:tc>
+        <w:tc>
+          <w:tcPr>
+            <w:tcW w:type="dxa" w:w="1987"/>
+            <w:tcMar>
+              <w:top w:w="80" w:type="dxa"/>
+              <w:bottom w:w="80" w:type="dxa"/>
+              <w:left w:w="100" w:type="dxa"/>
+              <w:right w:w="100" w:type="dxa"/>
+            </w:tcMar>
+            <w:shd w:val="clear" w:color="auto" w:fill="FFFFFF"/>
+          </w:tcPr>
+          <w:p>
+            <w:pPr>
+              <w:jc w:val="right"/>
+              <w:bidi w:val="1"/>
+            </w:pPr>
+            <w:r>
+              <w:rPr>
+                <w:rFonts w:ascii="Bahij Nazanin" w:hAnsi="Bahij Nazanin"/>
+                <w:color w:val="1E293B"/>
+                <w:sz w:val="19"/>
+              </w:rPr>
+              <w:t>*ژوند او مرګ*، *د زمري وینه*، *پېغور*</w:t>
+            </w:r>
+          </w:p>
+        </w:tc>
+        <w:tc>
+          <w:tcPr>
+            <w:tcW w:type="dxa" w:w="1987"/>
+            <w:tcMar>
+              <w:top w:w="80" w:type="dxa"/>
+              <w:bottom w:w="80" w:type="dxa"/>
+              <w:left w:w="100" w:type="dxa"/>
+              <w:right w:w="100" w:type="dxa"/>
+            </w:tcMar>
+            <w:shd w:val="clear" w:color="auto" w:fill="FFFFFF"/>
+          </w:tcPr>
+          <w:p>
+            <w:pPr>
+              <w:jc w:val="right"/>
+              <w:bidi w:val="1"/>
+            </w:pPr>
+            <w:r>
+              <w:rPr>
+                <w:rFonts w:ascii="Bahij Nazanin" w:hAnsi="Bahij Nazanin"/>
+                <w:color w:val="1E293B"/>
+                <w:sz w:val="19"/>
+              </w:rPr>
+              <w:t>د غږیز تمثیل کمال، رواني او اخلاقي کشمکش، د کلي او ښار ادبي تصادم</w:t>
+            </w:r>
+          </w:p>
+        </w:tc>
+      </w:tr>
+      <w:tr>
+        <w:tc>
+          <w:tcPr>
+            <w:tcW w:type="dxa" w:w="1987"/>
+            <w:tcMar>
+              <w:top w:w="80" w:type="dxa"/>
+              <w:bottom w:w="80" w:type="dxa"/>
+              <w:left w:w="100" w:type="dxa"/>
+              <w:right w:w="100" w:type="dxa"/>
+            </w:tcMar>
+            <w:shd w:val="clear" w:color="auto" w:fill="F8FAFC"/>
+          </w:tcPr>
+          <w:p>
+            <w:pPr>
+              <w:jc w:val="right"/>
+              <w:bidi w:val="1"/>
+            </w:pPr>
+            <w:r>
+              <w:rPr>
+                <w:rFonts w:ascii="Bahij Nazanin" w:hAnsi="Bahij Nazanin"/>
+                <w:color w:val="1E293B"/>
+                <w:sz w:val="19"/>
+              </w:rPr>
+              <w:t>درېیم پړاو (ټیلویزیوني شاهکار)</w:t>
+            </w:r>
+          </w:p>
+        </w:tc>
+        <w:tc>
+          <w:tcPr>
+            <w:tcW w:type="dxa" w:w="1987"/>
+            <w:tcMar>
+              <w:top w:w="80" w:type="dxa"/>
+              <w:bottom w:w="80" w:type="dxa"/>
+              <w:left w:w="100" w:type="dxa"/>
+              <w:right w:w="100" w:type="dxa"/>
+            </w:tcMar>
+            <w:shd w:val="clear" w:color="auto" w:fill="F8FAFC"/>
+          </w:tcPr>
+          <w:p>
+            <w:pPr>
+              <w:jc w:val="right"/>
+              <w:bidi w:val="1"/>
+            </w:pPr>
+            <w:r>
+              <w:rPr>
+                <w:rFonts w:ascii="Bahij Nazanin" w:hAnsi="Bahij Nazanin"/>
+                <w:color w:val="1E293B"/>
+                <w:sz w:val="19"/>
+              </w:rPr>
+              <w:t>۱۹۷۴ء – ۲۰۰۰ء</w:t>
+            </w:r>
+          </w:p>
+        </w:tc>
+        <w:tc>
+          <w:tcPr>
+            <w:tcW w:type="dxa" w:w="1987"/>
+            <w:tcMar>
+              <w:top w:w="80" w:type="dxa"/>
+              <w:bottom w:w="80" w:type="dxa"/>
+              <w:left w:w="100" w:type="dxa"/>
+              <w:right w:w="100" w:type="dxa"/>
+            </w:tcMar>
+            <w:shd w:val="clear" w:color="auto" w:fill="F8FAFC"/>
+          </w:tcPr>
+          <w:p>
+            <w:pPr>
+              <w:jc w:val="right"/>
+              <w:bidi w:val="1"/>
+            </w:pPr>
+            <w:r>
+              <w:rPr>
+                <w:rFonts w:ascii="Bahij Nazanin" w:hAnsi="Bahij Nazanin"/>
+                <w:color w:val="1E293B"/>
+                <w:sz w:val="19"/>
+              </w:rPr>
+              <w:t>نور البشر نوید، ډاکټر محمد اعظم اعظم، اسیر منګل، یونس قیاسي</w:t>
+            </w:r>
+          </w:p>
+        </w:tc>
+        <w:tc>
+          <w:tcPr>
+            <w:tcW w:type="dxa" w:w="1987"/>
+            <w:tcMar>
+              <w:top w:w="80" w:type="dxa"/>
+              <w:bottom w:w="80" w:type="dxa"/>
+              <w:left w:w="100" w:type="dxa"/>
+              <w:right w:w="100" w:type="dxa"/>
+            </w:tcMar>
+            <w:shd w:val="clear" w:color="auto" w:fill="F8FAFC"/>
+          </w:tcPr>
+          <w:p>
+            <w:pPr>
+              <w:jc w:val="right"/>
+              <w:bidi w:val="1"/>
+            </w:pPr>
+            <w:r>
+              <w:rPr>
+                <w:rFonts w:ascii="Bahij Nazanin" w:hAnsi="Bahij Nazanin"/>
+                <w:color w:val="1E293B"/>
+                <w:sz w:val="19"/>
+              </w:rPr>
+              <w:t>*سپرلے*، *د کوڅې قندیل*، *رڼا*، *خواښې او نږور*</w:t>
+            </w:r>
+          </w:p>
+        </w:tc>
+        <w:tc>
+          <w:tcPr>
+            <w:tcW w:type="dxa" w:w="1987"/>
+            <w:tcMar>
+              <w:top w:w="80" w:type="dxa"/>
+              <w:bottom w:w="80" w:type="dxa"/>
+              <w:left w:w="100" w:type="dxa"/>
+              <w:right w:w="100" w:type="dxa"/>
+            </w:tcMar>
+            <w:shd w:val="clear" w:color="auto" w:fill="F8FAFC"/>
+          </w:tcPr>
+          <w:p>
+            <w:pPr>
+              <w:jc w:val="right"/>
+              <w:bidi w:val="1"/>
+            </w:pPr>
+            <w:r>
+              <w:rPr>
+                <w:rFonts w:ascii="Bahij Nazanin" w:hAnsi="Bahij Nazanin"/>
+                <w:color w:val="1E293B"/>
+                <w:sz w:val="19"/>
+              </w:rPr>
+              <w:t>ټولنیز ریالیزم، د فیوډالیزم او حجرې زوال، د ښځو حقوق، د پښتون روانشناسي</w:t>
+            </w:r>
+          </w:p>
+        </w:tc>
+      </w:tr>
+      <w:tr>
+        <w:tc>
+          <w:tcPr>
+            <w:tcW w:type="dxa" w:w="1987"/>
+            <w:tcMar>
+              <w:top w:w="80" w:type="dxa"/>
+              <w:bottom w:w="80" w:type="dxa"/>
+              <w:left w:w="100" w:type="dxa"/>
+              <w:right w:w="100" w:type="dxa"/>
+            </w:tcMar>
+            <w:shd w:val="clear" w:color="auto" w:fill="FFFFFF"/>
+          </w:tcPr>
+          <w:p>
+            <w:pPr>
+              <w:jc w:val="right"/>
+              <w:bidi w:val="1"/>
+            </w:pPr>
+            <w:r>
+              <w:rPr>
+                <w:rFonts w:ascii="Bahij Nazanin" w:hAnsi="Bahij Nazanin"/>
+                <w:color w:val="1E293B"/>
+                <w:sz w:val="19"/>
+              </w:rPr>
+              <w:t>څلورم پړاو (معاصر او ډیجیټل)</w:t>
+            </w:r>
+          </w:p>
+        </w:tc>
+        <w:tc>
+          <w:tcPr>
+            <w:tcW w:type="dxa" w:w="1987"/>
+            <w:tcMar>
+              <w:top w:w="80" w:type="dxa"/>
+              <w:bottom w:w="80" w:type="dxa"/>
+              <w:left w:w="100" w:type="dxa"/>
+              <w:right w:w="100" w:type="dxa"/>
+            </w:tcMar>
+            <w:shd w:val="clear" w:color="auto" w:fill="FFFFFF"/>
+          </w:tcPr>
+          <w:p>
+            <w:pPr>
+              <w:jc w:val="right"/>
+              <w:bidi w:val="1"/>
+            </w:pPr>
+            <w:r>
+              <w:rPr>
+                <w:rFonts w:ascii="Bahij Nazanin" w:hAnsi="Bahij Nazanin"/>
+                <w:color w:val="1E293B"/>
+                <w:sz w:val="19"/>
+              </w:rPr>
+              <w:t>۲۰۰۰ء – اوسمهال</w:t>
+            </w:r>
+          </w:p>
+        </w:tc>
+        <w:tc>
+          <w:tcPr>
+            <w:tcW w:type="dxa" w:w="1987"/>
+            <w:tcMar>
+              <w:top w:w="80" w:type="dxa"/>
+              <w:bottom w:w="80" w:type="dxa"/>
+              <w:left w:w="100" w:type="dxa"/>
+              <w:right w:w="100" w:type="dxa"/>
+            </w:tcMar>
+            <w:shd w:val="clear" w:color="auto" w:fill="FFFFFF"/>
+          </w:tcPr>
+          <w:p>
+            <w:pPr>
+              <w:jc w:val="right"/>
+              <w:bidi w:val="1"/>
+            </w:pPr>
+            <w:r>
+              <w:rPr>
+                <w:rFonts w:ascii="Bahij Nazanin" w:hAnsi="Bahij Nazanin"/>
+                <w:color w:val="1E293B"/>
+                <w:sz w:val="19"/>
+              </w:rPr>
+              <w:t>نور البشر نوید، همایون خان، معاصر محلي لیکوالان</w:t>
+            </w:r>
+          </w:p>
+        </w:tc>
+        <w:tc>
+          <w:tcPr>
+            <w:tcW w:type="dxa" w:w="1987"/>
+            <w:tcMar>
+              <w:top w:w="80" w:type="dxa"/>
+              <w:bottom w:w="80" w:type="dxa"/>
+              <w:left w:w="100" w:type="dxa"/>
+              <w:right w:w="100" w:type="dxa"/>
+            </w:tcMar>
+            <w:shd w:val="clear" w:color="auto" w:fill="FFFFFF"/>
+          </w:tcPr>
+          <w:p>
+            <w:pPr>
+              <w:jc w:val="right"/>
+              <w:bidi w:val="1"/>
+            </w:pPr>
+            <w:r>
+              <w:rPr>
+                <w:rFonts w:ascii="Bahij Nazanin" w:hAnsi="Bahij Nazanin"/>
+                <w:color w:val="1E293B"/>
+                <w:sz w:val="19"/>
+              </w:rPr>
+              <w:t>لنډې ډیجیټل ډرامې، رادیويي نندارې، ټولنیز تمثیل</w:t>
+            </w:r>
+          </w:p>
+        </w:tc>
+        <w:tc>
+          <w:tcPr>
+            <w:tcW w:type="dxa" w:w="1987"/>
+            <w:tcMar>
+              <w:top w:w="80" w:type="dxa"/>
+              <w:bottom w:w="80" w:type="dxa"/>
+              <w:left w:w="100" w:type="dxa"/>
+              <w:right w:w="100" w:type="dxa"/>
+            </w:tcMar>
+            <w:shd w:val="clear" w:color="auto" w:fill="FFFFFF"/>
+          </w:tcPr>
+          <w:p>
+            <w:pPr>
+              <w:jc w:val="right"/>
+              <w:bidi w:val="1"/>
+            </w:pPr>
+            <w:r>
+              <w:rPr>
+                <w:rFonts w:ascii="Bahij Nazanin" w:hAnsi="Bahij Nazanin"/>
+                <w:color w:val="1E293B"/>
+                <w:sz w:val="19"/>
+              </w:rPr>
+              <w:t>د ترهګرۍ اغېزې، کډوالي، د نوي کهول رواني تضادونه او ډیجیټل نندارې</w:t>
+            </w:r>
+          </w:p>
+        </w:tc>
+      </w:tr>
+    </w:tbl>
+    <w:p>
+      <w:pPr>
+        <w:spacing w:after="80"/>
+      </w:pPr>
     </w:p>
     <w:p>
       <w:pPr>
@@ -1042,6 +2313,817 @@
         <w:t>💬 د پوهانو او ډرامه لیکونکو مستند اقوال (Academic Quotation Bank)</w:t>
       </w:r>
     </w:p>
+    <w:tbl>
+      <w:tblPr>
+        <w:tblW w:type="auto" w:w="0"/>
+        <w:jc w:val="center"/>
+        <w:tblLayout w:type="fixed"/>
+        <w:tblLook w:firstColumn="1" w:firstRow="1" w:lastColumn="0" w:lastRow="0" w:noHBand="0" w:noVBand="1" w:val="04A0"/>
+      </w:tblPr>
+      <w:tblGrid>
+        <w:gridCol w:w="1987"/>
+        <w:gridCol w:w="1987"/>
+        <w:gridCol w:w="1987"/>
+        <w:gridCol w:w="1987"/>
+        <w:gridCol w:w="1987"/>
+      </w:tblGrid>
+      <w:tr>
+        <w:tc>
+          <w:tcPr>
+            <w:tcW w:type="dxa" w:w="1987"/>
+            <w:tcMar>
+              <w:top w:w="80" w:type="dxa"/>
+              <w:bottom w:w="80" w:type="dxa"/>
+              <w:left w:w="100" w:type="dxa"/>
+              <w:right w:w="100" w:type="dxa"/>
+            </w:tcMar>
+            <w:shd w:val="clear" w:color="auto" w:fill="0E2B50"/>
+          </w:tcPr>
+          <w:p>
+            <w:pPr>
+              <w:jc w:val="left"/>
+            </w:pPr>
+            <w:r>
+              <w:rPr>
+                <w:rFonts w:ascii="Calibri" w:hAnsi="Calibri"/>
+                <w:b/>
+                <w:color w:val="FFFFFF"/>
+                <w:sz w:val="19"/>
+              </w:rPr>
+              <w:t>#</w:t>
+            </w:r>
+          </w:p>
+        </w:tc>
+        <w:tc>
+          <w:tcPr>
+            <w:tcW w:type="dxa" w:w="1987"/>
+            <w:tcMar>
+              <w:top w:w="80" w:type="dxa"/>
+              <w:bottom w:w="80" w:type="dxa"/>
+              <w:left w:w="100" w:type="dxa"/>
+              <w:right w:w="100" w:type="dxa"/>
+            </w:tcMar>
+            <w:shd w:val="clear" w:color="auto" w:fill="0E2B50"/>
+          </w:tcPr>
+          <w:p>
+            <w:pPr>
+              <w:jc w:val="right"/>
+              <w:bidi w:val="1"/>
+            </w:pPr>
+            <w:r>
+              <w:rPr>
+                <w:rFonts w:ascii="Bahij Nazanin" w:hAnsi="Bahij Nazanin"/>
+                <w:b/>
+                <w:color w:val="FFFFFF"/>
+                <w:sz w:val="19"/>
+              </w:rPr>
+              <w:t>محقق / لیکوال</w:t>
+            </w:r>
+          </w:p>
+        </w:tc>
+        <w:tc>
+          <w:tcPr>
+            <w:tcW w:type="dxa" w:w="1987"/>
+            <w:tcMar>
+              <w:top w:w="80" w:type="dxa"/>
+              <w:bottom w:w="80" w:type="dxa"/>
+              <w:left w:w="100" w:type="dxa"/>
+              <w:right w:w="100" w:type="dxa"/>
+            </w:tcMar>
+            <w:shd w:val="clear" w:color="auto" w:fill="0E2B50"/>
+          </w:tcPr>
+          <w:p>
+            <w:pPr>
+              <w:jc w:val="right"/>
+              <w:bidi w:val="1"/>
+            </w:pPr>
+            <w:r>
+              <w:rPr>
+                <w:rFonts w:ascii="Bahij Nazanin" w:hAnsi="Bahij Nazanin"/>
+                <w:b/>
+                <w:color w:val="FFFFFF"/>
+                <w:sz w:val="19"/>
+              </w:rPr>
+              <w:t>اثر او کال</w:t>
+            </w:r>
+          </w:p>
+        </w:tc>
+        <w:tc>
+          <w:tcPr>
+            <w:tcW w:type="dxa" w:w="1987"/>
+            <w:tcMar>
+              <w:top w:w="80" w:type="dxa"/>
+              <w:bottom w:w="80" w:type="dxa"/>
+              <w:left w:w="100" w:type="dxa"/>
+              <w:right w:w="100" w:type="dxa"/>
+            </w:tcMar>
+            <w:shd w:val="clear" w:color="auto" w:fill="0E2B50"/>
+          </w:tcPr>
+          <w:p>
+            <w:pPr>
+              <w:jc w:val="right"/>
+              <w:bidi w:val="1"/>
+            </w:pPr>
+            <w:r>
+              <w:rPr>
+                <w:rFonts w:ascii="Bahij Nazanin" w:hAnsi="Bahij Nazanin"/>
+                <w:b/>
+                <w:color w:val="FFFFFF"/>
+                <w:sz w:val="19"/>
+              </w:rPr>
+              <w:t>مستند قول (Verbatim Quote)</w:t>
+            </w:r>
+          </w:p>
+        </w:tc>
+        <w:tc>
+          <w:tcPr>
+            <w:tcW w:type="dxa" w:w="1987"/>
+            <w:tcMar>
+              <w:top w:w="80" w:type="dxa"/>
+              <w:bottom w:w="80" w:type="dxa"/>
+              <w:left w:w="100" w:type="dxa"/>
+              <w:right w:w="100" w:type="dxa"/>
+            </w:tcMar>
+            <w:shd w:val="clear" w:color="auto" w:fill="0E2B50"/>
+          </w:tcPr>
+          <w:p>
+            <w:pPr>
+              <w:jc w:val="right"/>
+              <w:bidi w:val="1"/>
+            </w:pPr>
+            <w:r>
+              <w:rPr>
+                <w:rFonts w:ascii="Bahij Nazanin" w:hAnsi="Bahij Nazanin"/>
+                <w:b/>
+                <w:color w:val="FFFFFF"/>
+                <w:sz w:val="19"/>
+              </w:rPr>
+              <w:t>امتحاني افاده</w:t>
+            </w:r>
+          </w:p>
+        </w:tc>
+      </w:tr>
+      <w:tr>
+        <w:tc>
+          <w:tcPr>
+            <w:tcW w:type="dxa" w:w="1987"/>
+            <w:tcMar>
+              <w:top w:w="80" w:type="dxa"/>
+              <w:bottom w:w="80" w:type="dxa"/>
+              <w:left w:w="100" w:type="dxa"/>
+              <w:right w:w="100" w:type="dxa"/>
+            </w:tcMar>
+            <w:shd w:val="clear" w:color="auto" w:fill="F8FAFC"/>
+          </w:tcPr>
+          <w:p>
+            <w:pPr>
+              <w:jc w:val="left"/>
+            </w:pPr>
+            <w:r>
+              <w:rPr>
+                <w:rFonts w:ascii="Calibri" w:hAnsi="Calibri"/>
+                <w:color w:val="1E293B"/>
+                <w:sz w:val="19"/>
+              </w:rPr>
+              <w:t>1</w:t>
+            </w:r>
+          </w:p>
+        </w:tc>
+        <w:tc>
+          <w:tcPr>
+            <w:tcW w:type="dxa" w:w="1987"/>
+            <w:tcMar>
+              <w:top w:w="80" w:type="dxa"/>
+              <w:bottom w:w="80" w:type="dxa"/>
+              <w:left w:w="100" w:type="dxa"/>
+              <w:right w:w="100" w:type="dxa"/>
+            </w:tcMar>
+            <w:shd w:val="clear" w:color="auto" w:fill="F8FAFC"/>
+          </w:tcPr>
+          <w:p>
+            <w:pPr>
+              <w:jc w:val="right"/>
+              <w:bidi w:val="1"/>
+            </w:pPr>
+            <w:r>
+              <w:rPr>
+                <w:rFonts w:ascii="Bahij Nazanin" w:hAnsi="Bahij Nazanin"/>
+                <w:color w:val="1E293B"/>
+                <w:sz w:val="19"/>
+              </w:rPr>
+              <w:t>عبدالاکبر خان اکبر</w:t>
+            </w:r>
+          </w:p>
+        </w:tc>
+        <w:tc>
+          <w:tcPr>
+            <w:tcW w:type="dxa" w:w="1987"/>
+            <w:tcMar>
+              <w:top w:w="80" w:type="dxa"/>
+              <w:bottom w:w="80" w:type="dxa"/>
+              <w:left w:w="100" w:type="dxa"/>
+              <w:right w:w="100" w:type="dxa"/>
+            </w:tcMar>
+            <w:shd w:val="clear" w:color="auto" w:fill="F8FAFC"/>
+          </w:tcPr>
+          <w:p>
+            <w:pPr>
+              <w:jc w:val="right"/>
+              <w:bidi w:val="1"/>
+            </w:pPr>
+            <w:r>
+              <w:rPr>
+                <w:rFonts w:ascii="Bahij Nazanin" w:hAnsi="Bahij Nazanin"/>
+                <w:color w:val="1E293B"/>
+                <w:sz w:val="19"/>
+              </w:rPr>
+              <w:t>*د باچا خان په ملګرتیا کښې (۱۹۵۲)*</w:t>
+            </w:r>
+          </w:p>
+        </w:tc>
+        <w:tc>
+          <w:tcPr>
+            <w:tcW w:type="dxa" w:w="1987"/>
+            <w:tcMar>
+              <w:top w:w="80" w:type="dxa"/>
+              <w:bottom w:w="80" w:type="dxa"/>
+              <w:left w:w="100" w:type="dxa"/>
+              <w:right w:w="100" w:type="dxa"/>
+            </w:tcMar>
+            <w:shd w:val="clear" w:color="auto" w:fill="F8FAFC"/>
+          </w:tcPr>
+          <w:p>
+            <w:pPr>
+              <w:jc w:val="right"/>
+              <w:bidi w:val="1"/>
+            </w:pPr>
+            <w:r>
+              <w:rPr>
+                <w:rFonts w:ascii="Bahij Nazanin" w:hAnsi="Bahij Nazanin"/>
+                <w:color w:val="1E293B"/>
+                <w:sz w:val="19"/>
+              </w:rPr>
+              <w:t>«ډرامه د ولس د خوبولو سترګو خلاصول دي؛ مونږ د دې لپاره تمثیل وکړ چې خپل قوم ته د خپلې تباهۍ عکس په خپلو سترګو وښیو۔»</w:t>
+            </w:r>
+          </w:p>
+        </w:tc>
+        <w:tc>
+          <w:tcPr>
+            <w:tcW w:type="dxa" w:w="1987"/>
+            <w:tcMar>
+              <w:top w:w="80" w:type="dxa"/>
+              <w:bottom w:w="80" w:type="dxa"/>
+              <w:left w:w="100" w:type="dxa"/>
+              <w:right w:w="100" w:type="dxa"/>
+            </w:tcMar>
+            <w:shd w:val="clear" w:color="auto" w:fill="F8FAFC"/>
+          </w:tcPr>
+          <w:p>
+            <w:pPr>
+              <w:jc w:val="right"/>
+              <w:bidi w:val="1"/>
+            </w:pPr>
+            <w:r>
+              <w:rPr>
+                <w:rFonts w:ascii="Bahij Nazanin" w:hAnsi="Bahij Nazanin"/>
+                <w:color w:val="1E293B"/>
+                <w:sz w:val="19"/>
+              </w:rPr>
+              <w:t>د "دری یتیمان" په لومړني اصلاحي هدف کې۔</w:t>
+            </w:r>
+          </w:p>
+        </w:tc>
+      </w:tr>
+      <w:tr>
+        <w:tc>
+          <w:tcPr>
+            <w:tcW w:type="dxa" w:w="1987"/>
+            <w:tcMar>
+              <w:top w:w="80" w:type="dxa"/>
+              <w:bottom w:w="80" w:type="dxa"/>
+              <w:left w:w="100" w:type="dxa"/>
+              <w:right w:w="100" w:type="dxa"/>
+            </w:tcMar>
+            <w:shd w:val="clear" w:color="auto" w:fill="FFFFFF"/>
+          </w:tcPr>
+          <w:p>
+            <w:pPr>
+              <w:jc w:val="left"/>
+            </w:pPr>
+            <w:r>
+              <w:rPr>
+                <w:rFonts w:ascii="Calibri" w:hAnsi="Calibri"/>
+                <w:color w:val="1E293B"/>
+                <w:sz w:val="19"/>
+              </w:rPr>
+              <w:t>2</w:t>
+            </w:r>
+          </w:p>
+        </w:tc>
+        <w:tc>
+          <w:tcPr>
+            <w:tcW w:type="dxa" w:w="1987"/>
+            <w:tcMar>
+              <w:top w:w="80" w:type="dxa"/>
+              <w:bottom w:w="80" w:type="dxa"/>
+              <w:left w:w="100" w:type="dxa"/>
+              <w:right w:w="100" w:type="dxa"/>
+            </w:tcMar>
+            <w:shd w:val="clear" w:color="auto" w:fill="FFFFFF"/>
+          </w:tcPr>
+          <w:p>
+            <w:pPr>
+              <w:jc w:val="right"/>
+              <w:bidi w:val="1"/>
+            </w:pPr>
+            <w:r>
+              <w:rPr>
+                <w:rFonts w:ascii="Bahij Nazanin" w:hAnsi="Bahij Nazanin"/>
+                <w:color w:val="1E293B"/>
+                <w:sz w:val="19"/>
+              </w:rPr>
+              <w:t>ډاکټر محمد اعظم اعظم</w:t>
+            </w:r>
+          </w:p>
+        </w:tc>
+        <w:tc>
+          <w:tcPr>
+            <w:tcW w:type="dxa" w:w="1987"/>
+            <w:tcMar>
+              <w:top w:w="80" w:type="dxa"/>
+              <w:bottom w:w="80" w:type="dxa"/>
+              <w:left w:w="100" w:type="dxa"/>
+              <w:right w:w="100" w:type="dxa"/>
+            </w:tcMar>
+            <w:shd w:val="clear" w:color="auto" w:fill="FFFFFF"/>
+          </w:tcPr>
+          <w:p>
+            <w:pPr>
+              <w:jc w:val="right"/>
+              <w:bidi w:val="1"/>
+            </w:pPr>
+            <w:r>
+              <w:rPr>
+                <w:rFonts w:ascii="Bahij Nazanin" w:hAnsi="Bahij Nazanin"/>
+                <w:color w:val="1E293B"/>
+                <w:sz w:val="19"/>
+              </w:rPr>
+              <w:t>*پښتو ادب کښې کردارنګاري (۱۹۹۲)*</w:t>
+            </w:r>
+          </w:p>
+        </w:tc>
+        <w:tc>
+          <w:tcPr>
+            <w:tcW w:type="dxa" w:w="1987"/>
+            <w:tcMar>
+              <w:top w:w="80" w:type="dxa"/>
+              <w:bottom w:w="80" w:type="dxa"/>
+              <w:left w:w="100" w:type="dxa"/>
+              <w:right w:w="100" w:type="dxa"/>
+            </w:tcMar>
+            <w:shd w:val="clear" w:color="auto" w:fill="FFFFFF"/>
+          </w:tcPr>
+          <w:p>
+            <w:pPr>
+              <w:jc w:val="right"/>
+              <w:bidi w:val="1"/>
+            </w:pPr>
+            <w:r>
+              <w:rPr>
+                <w:rFonts w:ascii="Bahij Nazanin" w:hAnsi="Bahij Nazanin"/>
+                <w:color w:val="1E293B"/>
+                <w:sz w:val="19"/>
+              </w:rPr>
+              <w:t>«په ډرامه کښې کرکټر د کاغذ نانځکه نه وي، بلکې د پښتني ټولنې د ژوندیو کلتوري او رواني کشمکشونو ریښتینې مجسمه ده۔»</w:t>
+            </w:r>
+          </w:p>
+        </w:tc>
+        <w:tc>
+          <w:tcPr>
+            <w:tcW w:type="dxa" w:w="1987"/>
+            <w:tcMar>
+              <w:top w:w="80" w:type="dxa"/>
+              <w:bottom w:w="80" w:type="dxa"/>
+              <w:left w:w="100" w:type="dxa"/>
+              <w:right w:w="100" w:type="dxa"/>
+            </w:tcMar>
+            <w:shd w:val="clear" w:color="auto" w:fill="FFFFFF"/>
+          </w:tcPr>
+          <w:p>
+            <w:pPr>
+              <w:jc w:val="right"/>
+              <w:bidi w:val="1"/>
+            </w:pPr>
+            <w:r>
+              <w:rPr>
+                <w:rFonts w:ascii="Bahij Nazanin" w:hAnsi="Bahij Nazanin"/>
+                <w:color w:val="1E293B"/>
+                <w:sz w:val="19"/>
+              </w:rPr>
+              <w:t>په ډرامه کې د کرکټر سازۍ په علمي تحلیل کې۔</w:t>
+            </w:r>
+          </w:p>
+        </w:tc>
+      </w:tr>
+      <w:tr>
+        <w:tc>
+          <w:tcPr>
+            <w:tcW w:type="dxa" w:w="1987"/>
+            <w:tcMar>
+              <w:top w:w="80" w:type="dxa"/>
+              <w:bottom w:w="80" w:type="dxa"/>
+              <w:left w:w="100" w:type="dxa"/>
+              <w:right w:w="100" w:type="dxa"/>
+            </w:tcMar>
+            <w:shd w:val="clear" w:color="auto" w:fill="F8FAFC"/>
+          </w:tcPr>
+          <w:p>
+            <w:pPr>
+              <w:jc w:val="left"/>
+            </w:pPr>
+            <w:r>
+              <w:rPr>
+                <w:rFonts w:ascii="Calibri" w:hAnsi="Calibri"/>
+                <w:color w:val="1E293B"/>
+                <w:sz w:val="19"/>
+              </w:rPr>
+              <w:t>3</w:t>
+            </w:r>
+          </w:p>
+        </w:tc>
+        <w:tc>
+          <w:tcPr>
+            <w:tcW w:type="dxa" w:w="1987"/>
+            <w:tcMar>
+              <w:top w:w="80" w:type="dxa"/>
+              <w:bottom w:w="80" w:type="dxa"/>
+              <w:left w:w="100" w:type="dxa"/>
+              <w:right w:w="100" w:type="dxa"/>
+            </w:tcMar>
+            <w:shd w:val="clear" w:color="auto" w:fill="F8FAFC"/>
+          </w:tcPr>
+          <w:p>
+            <w:pPr>
+              <w:jc w:val="right"/>
+              <w:bidi w:val="1"/>
+            </w:pPr>
+            <w:r>
+              <w:rPr>
+                <w:rFonts w:ascii="Bahij Nazanin" w:hAnsi="Bahij Nazanin"/>
+                <w:color w:val="1E293B"/>
+                <w:sz w:val="19"/>
+              </w:rPr>
+              <w:t>نور البشر نوید</w:t>
+            </w:r>
+          </w:p>
+        </w:tc>
+        <w:tc>
+          <w:tcPr>
+            <w:tcW w:type="dxa" w:w="1987"/>
+            <w:tcMar>
+              <w:top w:w="80" w:type="dxa"/>
+              <w:bottom w:w="80" w:type="dxa"/>
+              <w:left w:w="100" w:type="dxa"/>
+              <w:right w:w="100" w:type="dxa"/>
+            </w:tcMar>
+            <w:shd w:val="clear" w:color="auto" w:fill="F8FAFC"/>
+          </w:tcPr>
+          <w:p>
+            <w:pPr>
+              <w:jc w:val="right"/>
+              <w:bidi w:val="1"/>
+            </w:pPr>
+            <w:r>
+              <w:rPr>
+                <w:rFonts w:ascii="Bahij Nazanin" w:hAnsi="Bahij Nazanin"/>
+                <w:color w:val="1E293B"/>
+                <w:sz w:val="19"/>
+              </w:rPr>
+              <w:t>*د پښتو ډرامې نوی پړاو (۲۰۰۴)*</w:t>
+            </w:r>
+          </w:p>
+        </w:tc>
+        <w:tc>
+          <w:tcPr>
+            <w:tcW w:type="dxa" w:w="1987"/>
+            <w:tcMar>
+              <w:top w:w="80" w:type="dxa"/>
+              <w:bottom w:w="80" w:type="dxa"/>
+              <w:left w:w="100" w:type="dxa"/>
+              <w:right w:w="100" w:type="dxa"/>
+            </w:tcMar>
+            <w:shd w:val="clear" w:color="auto" w:fill="F8FAFC"/>
+          </w:tcPr>
+          <w:p>
+            <w:pPr>
+              <w:jc w:val="right"/>
+              <w:bidi w:val="1"/>
+            </w:pPr>
+            <w:r>
+              <w:rPr>
+                <w:rFonts w:ascii="Bahij Nazanin" w:hAnsi="Bahij Nazanin"/>
+                <w:color w:val="1E293B"/>
+                <w:sz w:val="19"/>
+              </w:rPr>
+              <w:t>«که زما ډرامه د مزدور او یتیم اوښکې او د خان استبداد ونه انځوري، نو دا د خپلې ژبې او خاورې سره خیانت دی؛ ډرامه باید د مظلوم غږ وي۔»</w:t>
+            </w:r>
+          </w:p>
+        </w:tc>
+        <w:tc>
+          <w:tcPr>
+            <w:tcW w:type="dxa" w:w="1987"/>
+            <w:tcMar>
+              <w:top w:w="80" w:type="dxa"/>
+              <w:bottom w:w="80" w:type="dxa"/>
+              <w:left w:w="100" w:type="dxa"/>
+              <w:right w:w="100" w:type="dxa"/>
+            </w:tcMar>
+            <w:shd w:val="clear" w:color="auto" w:fill="F8FAFC"/>
+          </w:tcPr>
+          <w:p>
+            <w:pPr>
+              <w:jc w:val="right"/>
+              <w:bidi w:val="1"/>
+            </w:pPr>
+            <w:r>
+              <w:rPr>
+                <w:rFonts w:ascii="Bahij Nazanin" w:hAnsi="Bahij Nazanin"/>
+                <w:color w:val="1E293B"/>
+                <w:sz w:val="19"/>
+              </w:rPr>
+              <w:t>په ټیلویزیوني ډرامه کې د ټولنیز ریالیزم په ثبوت کې۔</w:t>
+            </w:r>
+          </w:p>
+        </w:tc>
+      </w:tr>
+      <w:tr>
+        <w:tc>
+          <w:tcPr>
+            <w:tcW w:type="dxa" w:w="1987"/>
+            <w:tcMar>
+              <w:top w:w="80" w:type="dxa"/>
+              <w:bottom w:w="80" w:type="dxa"/>
+              <w:left w:w="100" w:type="dxa"/>
+              <w:right w:w="100" w:type="dxa"/>
+            </w:tcMar>
+            <w:shd w:val="clear" w:color="auto" w:fill="FFFFFF"/>
+          </w:tcPr>
+          <w:p>
+            <w:pPr>
+              <w:jc w:val="left"/>
+            </w:pPr>
+            <w:r>
+              <w:rPr>
+                <w:rFonts w:ascii="Calibri" w:hAnsi="Calibri"/>
+                <w:color w:val="1E293B"/>
+                <w:sz w:val="19"/>
+              </w:rPr>
+              <w:t>4</w:t>
+            </w:r>
+          </w:p>
+        </w:tc>
+        <w:tc>
+          <w:tcPr>
+            <w:tcW w:type="dxa" w:w="1987"/>
+            <w:tcMar>
+              <w:top w:w="80" w:type="dxa"/>
+              <w:bottom w:w="80" w:type="dxa"/>
+              <w:left w:w="100" w:type="dxa"/>
+              <w:right w:w="100" w:type="dxa"/>
+            </w:tcMar>
+            <w:shd w:val="clear" w:color="auto" w:fill="FFFFFF"/>
+          </w:tcPr>
+          <w:p>
+            <w:pPr>
+              <w:jc w:val="right"/>
+              <w:bidi w:val="1"/>
+            </w:pPr>
+            <w:r>
+              <w:rPr>
+                <w:rFonts w:ascii="Bahij Nazanin" w:hAnsi="Bahij Nazanin"/>
+                <w:color w:val="1E293B"/>
+                <w:sz w:val="19"/>
+              </w:rPr>
+              <w:t>ډاکټر راج ولي شاه خټک</w:t>
+            </w:r>
+          </w:p>
+        </w:tc>
+        <w:tc>
+          <w:tcPr>
+            <w:tcW w:type="dxa" w:w="1987"/>
+            <w:tcMar>
+              <w:top w:w="80" w:type="dxa"/>
+              <w:bottom w:w="80" w:type="dxa"/>
+              <w:left w:w="100" w:type="dxa"/>
+              <w:right w:w="100" w:type="dxa"/>
+            </w:tcMar>
+            <w:shd w:val="clear" w:color="auto" w:fill="FFFFFF"/>
+          </w:tcPr>
+          <w:p>
+            <w:pPr>
+              <w:jc w:val="right"/>
+              <w:bidi w:val="1"/>
+            </w:pPr>
+            <w:r>
+              <w:rPr>
+                <w:rFonts w:ascii="Bahij Nazanin" w:hAnsi="Bahij Nazanin"/>
+                <w:color w:val="1E293B"/>
+                <w:sz w:val="19"/>
+              </w:rPr>
+              <w:t>*پښتو ډرامه: تاریخ او ارتقاء (۱۹۹۹)*</w:t>
+            </w:r>
+          </w:p>
+        </w:tc>
+        <w:tc>
+          <w:tcPr>
+            <w:tcW w:type="dxa" w:w="1987"/>
+            <w:tcMar>
+              <w:top w:w="80" w:type="dxa"/>
+              <w:bottom w:w="80" w:type="dxa"/>
+              <w:left w:w="100" w:type="dxa"/>
+              <w:right w:w="100" w:type="dxa"/>
+            </w:tcMar>
+            <w:shd w:val="clear" w:color="auto" w:fill="FFFFFF"/>
+          </w:tcPr>
+          <w:p>
+            <w:pPr>
+              <w:jc w:val="right"/>
+              <w:bidi w:val="1"/>
+            </w:pPr>
+            <w:r>
+              <w:rPr>
+                <w:rFonts w:ascii="Bahij Nazanin" w:hAnsi="Bahij Nazanin"/>
+                <w:color w:val="1E293B"/>
+                <w:sz w:val="19"/>
+              </w:rPr>
+              <w:t>«راډیو پېښور د پښتو ډرامې د مکالمې هغه لویه اکاډمي وه چې د غږ په جادو کښې یې د پښتون د حجرې او ګودر فضا ژ ژوندۍ وساتله۔»</w:t>
+            </w:r>
+          </w:p>
+        </w:tc>
+        <w:tc>
+          <w:tcPr>
+            <w:tcW w:type="dxa" w:w="1987"/>
+            <w:tcMar>
+              <w:top w:w="80" w:type="dxa"/>
+              <w:bottom w:w="80" w:type="dxa"/>
+              <w:left w:w="100" w:type="dxa"/>
+              <w:right w:w="100" w:type="dxa"/>
+            </w:tcMar>
+            <w:shd w:val="clear" w:color="auto" w:fill="FFFFFF"/>
+          </w:tcPr>
+          <w:p>
+            <w:pPr>
+              <w:jc w:val="right"/>
+              <w:bidi w:val="1"/>
+            </w:pPr>
+            <w:r>
+              <w:rPr>
+                <w:rFonts w:ascii="Bahij Nazanin" w:hAnsi="Bahij Nazanin"/>
+                <w:color w:val="1E293B"/>
+                <w:sz w:val="19"/>
+              </w:rPr>
+              <w:t>د راډیویي پړاو په اهمیت او فني وزن کې۔</w:t>
+            </w:r>
+          </w:p>
+        </w:tc>
+      </w:tr>
+      <w:tr>
+        <w:tc>
+          <w:tcPr>
+            <w:tcW w:type="dxa" w:w="1987"/>
+            <w:tcMar>
+              <w:top w:w="80" w:type="dxa"/>
+              <w:bottom w:w="80" w:type="dxa"/>
+              <w:left w:w="100" w:type="dxa"/>
+              <w:right w:w="100" w:type="dxa"/>
+            </w:tcMar>
+            <w:shd w:val="clear" w:color="auto" w:fill="F8FAFC"/>
+          </w:tcPr>
+          <w:p>
+            <w:pPr>
+              <w:jc w:val="left"/>
+            </w:pPr>
+            <w:r>
+              <w:rPr>
+                <w:rFonts w:ascii="Calibri" w:hAnsi="Calibri"/>
+                <w:color w:val="1E293B"/>
+                <w:sz w:val="19"/>
+              </w:rPr>
+              <w:t>5</w:t>
+            </w:r>
+          </w:p>
+        </w:tc>
+        <w:tc>
+          <w:tcPr>
+            <w:tcW w:type="dxa" w:w="1987"/>
+            <w:tcMar>
+              <w:top w:w="80" w:type="dxa"/>
+              <w:bottom w:w="80" w:type="dxa"/>
+              <w:left w:w="100" w:type="dxa"/>
+              <w:right w:w="100" w:type="dxa"/>
+            </w:tcMar>
+            <w:shd w:val="clear" w:color="auto" w:fill="F8FAFC"/>
+          </w:tcPr>
+          <w:p>
+            <w:pPr>
+              <w:jc w:val="right"/>
+              <w:bidi w:val="1"/>
+            </w:pPr>
+            <w:r>
+              <w:rPr>
+                <w:rFonts w:ascii="Bahij Nazanin" w:hAnsi="Bahij Nazanin"/>
+                <w:color w:val="1E293B"/>
+                <w:sz w:val="19"/>
+              </w:rPr>
+              <w:t>پروفیسور اسیر منګل</w:t>
+            </w:r>
+          </w:p>
+        </w:tc>
+        <w:tc>
+          <w:tcPr>
+            <w:tcW w:type="dxa" w:w="1987"/>
+            <w:tcMar>
+              <w:top w:w="80" w:type="dxa"/>
+              <w:bottom w:w="80" w:type="dxa"/>
+              <w:left w:w="100" w:type="dxa"/>
+              <w:right w:w="100" w:type="dxa"/>
+            </w:tcMar>
+            <w:shd w:val="clear" w:color="auto" w:fill="F8FAFC"/>
+          </w:tcPr>
+          <w:p>
+            <w:pPr>
+              <w:jc w:val="right"/>
+              <w:bidi w:val="1"/>
+            </w:pPr>
+            <w:r>
+              <w:rPr>
+                <w:rFonts w:ascii="Bahij Nazanin" w:hAnsi="Bahij Nazanin"/>
+                <w:color w:val="1E293B"/>
+                <w:sz w:val="19"/>
+              </w:rPr>
+              <w:t>*د پېښور ټیلویزیون تاریخ (۲۰۱۰)*</w:t>
+            </w:r>
+          </w:p>
+        </w:tc>
+        <w:tc>
+          <w:tcPr>
+            <w:tcW w:type="dxa" w:w="1987"/>
+            <w:tcMar>
+              <w:top w:w="80" w:type="dxa"/>
+              <w:bottom w:w="80" w:type="dxa"/>
+              <w:left w:w="100" w:type="dxa"/>
+              <w:right w:w="100" w:type="dxa"/>
+            </w:tcMar>
+            <w:shd w:val="clear" w:color="auto" w:fill="F8FAFC"/>
+          </w:tcPr>
+          <w:p>
+            <w:pPr>
+              <w:jc w:val="right"/>
+              <w:bidi w:val="1"/>
+            </w:pPr>
+            <w:r>
+              <w:rPr>
+                <w:rFonts w:ascii="Bahij Nazanin" w:hAnsi="Bahij Nazanin"/>
+                <w:color w:val="1E293B"/>
+                <w:sz w:val="19"/>
+              </w:rPr>
+              <w:t>«د پی ټي وي پښتو ډرامه د خپل عصر تر ټولو پیاوړی کلتوري سفیر و، چې د نړیوال معیار سره یې د پښتون ژوند ټول رنګونه نړۍ ته ور وپېژندل۔»</w:t>
+            </w:r>
+          </w:p>
+        </w:tc>
+        <w:tc>
+          <w:tcPr>
+            <w:tcW w:type="dxa" w:w="1987"/>
+            <w:tcMar>
+              <w:top w:w="80" w:type="dxa"/>
+              <w:bottom w:w="80" w:type="dxa"/>
+              <w:left w:w="100" w:type="dxa"/>
+              <w:right w:w="100" w:type="dxa"/>
+            </w:tcMar>
+            <w:shd w:val="clear" w:color="auto" w:fill="F8FAFC"/>
+          </w:tcPr>
+          <w:p>
+            <w:pPr>
+              <w:jc w:val="right"/>
+              <w:bidi w:val="1"/>
+            </w:pPr>
+            <w:r>
+              <w:rPr>
+                <w:rFonts w:ascii="Bahij Nazanin" w:hAnsi="Bahij Nazanin"/>
+                <w:color w:val="1E293B"/>
+                <w:sz w:val="19"/>
+              </w:rPr>
+              <w:t>د ټیلویزیوني دور په لاسته راوړنو او نړیوال وزن کې۔</w:t>
+            </w:r>
+          </w:p>
+        </w:tc>
+      </w:tr>
+    </w:tbl>
+    <w:p>
+      <w:pPr>
+        <w:spacing w:after="80"/>
+      </w:pPr>
+    </w:p>
     <w:p>
       <w:pPr>
         <w:spacing w:before="200" w:after="80"/>
